--- a/SDLC 2026 - BSI Control Testing/BSI.IT.23.C1 Business Requirement/BSI.IT.23.C1_Business_Requirement_Testing_Procedures.docx
+++ b/SDLC 2026 - BSI Control Testing/BSI.IT.23.C1 Business Requirement/BSI.IT.23.C1_Business_Requirement_Testing_Procedures.docx
@@ -370,6 +370,11 @@
           <w:b/>
         </w:rPr>
         <w:t>Sampling Rationale</w:t>
+      </w:r>
+    </w:p>
+    <w:p>
+      <w:r>
+        <w:t>Samples: the two projects provided in the evidence folder (New Evidences SDLC Controls-10-30-2026\SDLC Controls-10-30-2026\Evidence) – Sample 1 ALCO – Security Lending (DH 3263) and Sample 2 Derivatives Non-Deliverable Forwards – NDF (DH 3264). Each sample covers both releases of the project.</w:t>
       </w:r>
     </w:p>
     <w:p>

--- a/SDLC 2026 - BSI Control Testing/BSI.IT.23.C1 Business Requirement/BSI.IT.23.C1_Business_Requirement_Testing_Procedures.docx
+++ b/SDLC 2026 - BSI Control Testing/BSI.IT.23.C1 Business Requirement/BSI.IT.23.C1_Business_Requirement_Testing_Procedures.docx
@@ -62,7 +62,7 @@
         <w:rPr>
           <w:b/>
         </w:rPr>
-        <w:t>Walkthrough / Test of One summary</w:t>
+        <w:t>Process understanding</w:t>
       </w:r>
     </w:p>
     <w:p>
@@ -72,11 +72,6 @@
     </w:p>
     <w:p>
       <w:r>
-        <w:t>Test of One: DH 3264 Derivatives NDF was traced end to end – BRD v1.0 (09/10/2025, C1.07) approved by Ted Fernandez on 10/23/2025 (C1.08) before Gate 4 approval on 11/04/2025 (C1.09); RL2 BRD v1.0 approved 12/02/2025 (C1.10, C1.11) before Gate 4 approval on 03/10/2026 (C1.12). No exception was noted. The additional iteration (DH 3263 Security Lending) identified exception EX-C1-01 on Release 01 (step 6).</w:t>
-      </w:r>
-    </w:p>
-    <w:p>
-      <w:r>
         <w:t>Note: per the RCSA Testing Procedure (§4.3) walkthroughs are performed annually. The last walkthrough was held on 08/13/2025 and the 2026 process map is still in Draft. A 2026 walkthrough / confirmation of no change with the control owner is required (OBS-01).</w:t>
       </w:r>
     </w:p>
@@ -313,20 +308,65 @@
         <w:rPr>
           <w:b/>
         </w:rPr>
-        <w:t>Overall Control Design Assessment Rating</w:t>
-      </w:r>
-    </w:p>
-    <w:p>
-      <w:r>
-        <w:rPr>
-          <w:b/>
-        </w:rPr>
-        <w:t>Comment:</w:t>
-      </w:r>
-    </w:p>
-    <w:p>
-      <w:r>
-        <w:t>The control is designed with an appropriate trigger (every SDLC project / release, before PTB), has a defined audit trail in Delivery Hub, is aligned with the SDLC Standard and process map, and has a fully defined escalation process. Information is Moderately Reliable and evidence is simple to obtain. Exception EX-C1-01 is an operating failure, not a design gap. Design observation OBS-06: the statement lacks who performs the control, the evidence retained and how changes to approved requirements are handled – adopt the Test Plan 2026 proposed statement.</w:t>
+        <w:t>8. Walkthrough / Test of One Summary (EASE – CDA Job Aid §4.1)</w:t>
+      </w:r>
+    </w:p>
+    <w:p>
+      <w:r>
+        <w:t>On 10/30/2026, Edward (IT RCSA) performed the CDA Walkthrough / Test of One for BSI.IT.23.C1 Business Requirement through inspection of Sample 1 ALCO – Security Lending (DH 3263) and Sample 2 Derivatives Non-Deliverable Forwards – NDF (DH 3264), the two projects provided in the evidence folder and selected from the Delivery Hub SDLC Project List for 09/01/2025 – 08/31/2026. No 2026 walkthrough meeting was held; the process understanding is based on the walkthrough of 08/13/2025 with Jose Luis Martinez Avial and the 2026 SDLC process map.</w:t>
+      </w:r>
+    </w:p>
+    <w:p>
+      <w:r>
+        <w:t>The control is triggered by every SDLC project / release and performed in every operation by the Project Manager, who documents the functional and non-functional requirements in the US PMO BRD template and obtains the Business Sponsor's e-mail approval before the Gate 4 – Prepare to Build (PTB) disposition.</w:t>
+      </w:r>
+    </w:p>
+    <w:p>
+      <w:r>
+        <w:t>Sample 1 – Security Lending: the tester reviewed the R01 Appian BRD approved by Ted Fernandez on 02/06/2026 and the R02 T24 BRD approved on 04/29/2026 (C1.03 – C1.06), the project gate dispositions (PTB 10/31/2025, release ALL – C1.13) and the release e-mail chains (C1.14, C1.15). R02 was approved before its Gate 4 (05/15/2026); R01 was approved after Build started (exception EX-C1-01).</w:t>
+      </w:r>
+    </w:p>
+    <w:p>
+      <w:r>
+        <w:t>Sample 2 – NDF: the tester reviewed the R01 BRD approved 10/23/2025 before Gate 4 approval on 11/04/2025, and the RL2 BRD approved 12/02/2025 before Gate 4 approval on 03/10/2026 (C1.07 – C1.12).</w:t>
+      </w:r>
+    </w:p>
+    <w:p>
+      <w:r>
+        <w:t>The evidence demonstrates the requirements were defined and sponsor-approved and is retained in Delivery Hub. When requirements are missing or change, the PMO requires re-documentation and sponsor approval (C1.14). Variation: Appian and T24 releases, initial and enhancement releases.</w:t>
+      </w:r>
+    </w:p>
+    <w:p>
+      <w:r>
+        <w:t>Based on the walkthrough and evidence reviewed, design observation OBS-06 (statement lacks who / evidence / change handling) was identified; EX-C1-01 is an operating exception. The control is appropriately designed to mitigate BSI.IT.23.R4 because sponsor-approved requirements are a prerequisite of the PTB gate.</w:t>
+      </w:r>
+    </w:p>
+    <w:p/>
+    <w:p>
+      <w:r>
+        <w:rPr>
+          <w:b/>
+        </w:rPr>
+        <w:t>9. Competency of Control Owner / Performer (EASE – CDA Job Aid §4.4)</w:t>
+      </w:r>
+    </w:p>
+    <w:p>
+      <w:r>
+        <w:t>Based on inquiry (2025 walkthrough) and the 2026 evidence, the Project Managers (Marcus Medeiros, Domingo Megia Planet) and the Business Sponsor (Ted Fernandez, Treasury) demonstrated an appropriate understanding of the control purpose (requirements approved before Build), the BRD template and sponsor sign-off, the evidence required (BRD with embedded approval, gate record) and the escalation responsibilities (PMO quality assurance – C1.14). The Business Sponsor has the authority to approve the requirements. The Security Lending R01 exception shows the timing requirement was not applied when scope was added after PTB. Competency to be re-confirmed with the Control Owner (Jose Luis Martinez Avial) in the 2026 walkthrough.</w:t>
+      </w:r>
+    </w:p>
+    <w:p/>
+    <w:p>
+      <w:r>
+        <w:rPr>
+          <w:b/>
+        </w:rPr>
+        <w:t>10. Overall CDA Comment – Overall Control Design Assessment Rating (EASE Q10 – CDA Job Aid §4.6)</w:t>
+      </w:r>
+    </w:p>
+    <w:p>
+      <w:r>
+        <w:t>The control is appropriately designed to mitigate BSI.IT.23.R4 Lack of Design Phase. The trigger (every SDLC project / release, before Gate 4 – PTB) is appropriate because requirements must be approved before Build. Execution is evidenced by the BRD with the embedded Business Sponsor approval and the Delivery Hub gate records retained in Delivery Hub, and the evidence process is clear, practical and sustainable. The control is aligned with the SDLC Standard and the BSI SDLC process map (step 1.1). No threshold is directly associated with this control. Escalation is fully defined and implemented. The information used is moderately reliable because approvals are manual e-mails and BRD sections are partially completed. The control nature of Manual is appropriate because the Business Sponsor reviews and approves the requirements. Based on the walkthrough and evidence for both samples, the design rating is Satisfactory; the operating exception EX-C1-01 is assessed in the CPA (proposed Needs Improvement).</w:t>
       </w:r>
     </w:p>
     <w:p>

--- a/SDLC 2026 - BSI Control Testing/BSI.IT.23.C1 Business Requirement/BSI.IT.23.C1_Business_Requirement_Testing_Procedures.docx
+++ b/SDLC 2026 - BSI Control Testing/BSI.IT.23.C1 Business Requirement/BSI.IT.23.C1_Business_Requirement_Testing_Procedures.docx
@@ -781,7 +781,7 @@
         <w:t xml:space="preserve">Test Result: </w:t>
       </w:r>
       <w:r>
-        <w:t>Pass (accuracy) / Pending (completeness). The population is accurate. Completeness will be concluded once the production release list and the PMO explanation for projects 3512 and 3625 are received (Open Item OI-03, common to all BSI SDLC controls).</w:t>
+        <w:t>Pass (accuracy). The population is accurate. Completeness could not be re-performed because no independent release list was provided; this is observation OBS-11 (was OI-03, common to all BSI SDLC controls) and does not affect the sample results.</w:t>
       </w:r>
     </w:p>
     <w:p>
@@ -1232,7 +1232,7 @@
         <w:t xml:space="preserve">Test Result: </w:t>
       </w:r>
       <w:r>
-        <w:t>Pending – communication to Control Owner / BU BCO.</w:t>
+        <w:t>Pass – the PMO escalated the issue and the sponsor approved the BRD before production; the exception is to be agreed with the Control Owner and BU BCO.</w:t>
       </w:r>
     </w:p>
     <w:p>
@@ -1327,7 +1327,7 @@
         <w:spacing w:after="60"/>
       </w:pPr>
       <w:r>
-        <w:t>Population: 100 change initiatives in Delivery Hub, of which 2 SDLC projects (4 releases). Accuracy validated against ServiceNow; completeness pending OI-03.</w:t>
+        <w:t>Population: 100 change initiatives in Delivery Hub, of which 2 SDLC projects (4 releases). Accuracy validated against ServiceNow; completeness not re-performed (OBS-11).</w:t>
       </w:r>
     </w:p>
     <w:p>
@@ -1379,7 +1379,7 @@
         <w:spacing w:after="60"/>
       </w:pPr>
       <w:r>
-        <w:t>Exceptions: 1. Escalation / remediation: PMO QA escalation; Control Owner / BCO agreement pending.</w:t>
+        <w:t>Exceptions: 1. Escalation / remediation: PMO QA escalation; Control Owner / BCO agreement to follow.</w:t>
       </w:r>
     </w:p>
     <w:p>
@@ -1403,7 +1403,7 @@
         <w:t xml:space="preserve">Test Result: </w:t>
       </w:r>
       <w:r>
-        <w:t>Completed – pending OI-01 and OI-03.</w:t>
+        <w:t>Completed – exception EX-C1-01 to be agreed with the Control Owner and BU BCO.</w:t>
       </w:r>
     </w:p>
     <w:p>
@@ -1458,10 +1458,10 @@
         <w:rPr>
           <w:b/>
         </w:rPr>
-        <w:t xml:space="preserve">OI-03: </w:t>
-      </w:r>
-      <w:r>
-        <w:t>No independent production release list provided. Projects 3512 and 3625 have a blank SDLC flag. Action: Obtain ServiceNow release list and PMO explanation (common to all SDLC controls).</w:t>
+        <w:t xml:space="preserve">OBS-11 (was OI-03): </w:t>
+      </w:r>
+      <w:r>
+        <w:t>No independent production release list provided, so population completeness could not be re-performed; projects 3512 and 3625 have a blank SDLC flag. Does not affect the sample results. Action: Obtain ServiceNow release list and PMO explanation (common to all SDLC controls).</w:t>
       </w:r>
     </w:p>
     <w:p>
